--- a/docs/en/RMT_LLM_BlackGold_Preprint_v1.docx
+++ b/docs/en/RMT_LLM_BlackGold_Preprint_v1.docx
@@ -1086,6 +1086,18 @@
         <w:rPr>
           <w:rtl w:val="0"/>
         </w:rPr>
+      </w:r>
+    </w:p>
+    <w:p>
+      <w:pPr>
+        <w:jc w:val="center"/>
+      </w:pPr>
+      <w:r>
+        <w:rPr>
+          <w:b/>
+          <w:sz w:val="28"/>
+        </w:rPr>
+        <w:t>Iskhak Hamzatovich Isaev</w:t>
       </w:r>
     </w:p>
     <w:p>
